--- a/deliverables/DESCRIPTION_OUTIL_EPI_AGGREGATOR.docx
+++ b/deliverables/DESCRIPTION_OUTIL_EPI_AGGREGATOR.docx
@@ -892,6 +892,243 @@
         <w:pStyle w:val="Heading2"/>
       </w:pPr>
       <w:r>
+        <w:t>Tester et partager</w:t>
+      </w:r>
+    </w:p>
+    <w:tbl>
+      <w:tblPr>
+        <w:tblStyle w:val="LightGrid-Accent1"/>
+        <w:tblW w:type="auto" w:w="0"/>
+        <w:tblLook w:firstColumn="1" w:firstRow="1" w:lastColumn="0" w:lastRow="0" w:noHBand="0" w:noVBand="1" w:val="04A0"/>
+      </w:tblPr>
+      <w:tblGrid>
+        <w:gridCol w:w="5270"/>
+        <w:gridCol w:w="5270"/>
+      </w:tblGrid>
+      <w:tr>
+        <w:tc>
+          <w:tcPr>
+            <w:tcW w:type="dxa" w:w="5270"/>
+          </w:tcPr>
+          <w:p>
+            <w:r>
+              <w:rPr>
+                <w:b/>
+              </w:rPr>
+            </w:r>
+            <w:r>
+              <w:rPr>
+                <w:b/>
+              </w:rPr>
+              <w:t>Objectif</w:t>
+            </w:r>
+          </w:p>
+        </w:tc>
+        <w:tc>
+          <w:tcPr>
+            <w:tcW w:type="dxa" w:w="5270"/>
+          </w:tcPr>
+          <w:p>
+            <w:r>
+              <w:rPr>
+                <w:b/>
+              </w:rPr>
+            </w:r>
+            <w:r>
+              <w:rPr>
+                <w:b/>
+              </w:rPr>
+              <w:t>Point d'entrée</w:t>
+            </w:r>
+          </w:p>
+        </w:tc>
+      </w:tr>
+      <w:tr>
+        <w:tc>
+          <w:tcPr>
+            <w:tcW w:type="dxa" w:w="5270"/>
+          </w:tcPr>
+          <w:p>
+            <w:r/>
+            <w:r>
+              <w:t>Voir le widget fonctionner sans Experience Builder</w:t>
+            </w:r>
+          </w:p>
+        </w:tc>
+        <w:tc>
+          <w:tcPr>
+            <w:tcW w:type="dxa" w:w="5270"/>
+          </w:tcPr>
+          <w:p>
+            <w:r/>
+            <w:r>
+              <w:rPr>
+                <w:rFonts w:ascii="Consolas" w:hAnsi="Consolas"/>
+                <w:sz w:val="17"/>
+              </w:rPr>
+              <w:t>tools/preview/index.html</w:t>
+            </w:r>
+            <w:r>
+              <w:t xml:space="preserve"> (voir </w:t>
+            </w:r>
+            <w:r>
+              <w:rPr>
+                <w:rFonts w:ascii="Consolas" w:hAnsi="Consolas"/>
+                <w:sz w:val="17"/>
+              </w:rPr>
+              <w:t>tools/preview/README.md</w:t>
+            </w:r>
+            <w:r>
+              <w:t>)</w:t>
+            </w:r>
+          </w:p>
+        </w:tc>
+      </w:tr>
+      <w:tr>
+        <w:tc>
+          <w:tcPr>
+            <w:tcW w:type="dxa" w:w="5270"/>
+          </w:tcPr>
+          <w:p>
+            <w:r/>
+            <w:r>
+              <w:t>Tester dans Experience Builder</w:t>
+            </w:r>
+          </w:p>
+        </w:tc>
+        <w:tc>
+          <w:tcPr>
+            <w:tcW w:type="dxa" w:w="5270"/>
+          </w:tcPr>
+          <w:p>
+            <w:r/>
+            <w:r>
+              <w:t xml:space="preserve">§ 3 de </w:t>
+            </w:r>
+            <w:r>
+              <w:rPr>
+                <w:rFonts w:ascii="Consolas" w:hAnsi="Consolas"/>
+                <w:sz w:val="17"/>
+              </w:rPr>
+              <w:t>PARTAGER_ET_TESTER.md</w:t>
+            </w:r>
+          </w:p>
+        </w:tc>
+      </w:tr>
+      <w:tr>
+        <w:tc>
+          <w:tcPr>
+            <w:tcW w:type="dxa" w:w="5270"/>
+          </w:tcPr>
+          <w:p>
+            <w:r/>
+            <w:r>
+              <w:t>Vérifier le moteur de calcul (17 contrôles)</w:t>
+            </w:r>
+          </w:p>
+        </w:tc>
+        <w:tc>
+          <w:tcPr>
+            <w:tcW w:type="dxa" w:w="5270"/>
+          </w:tcPr>
+          <w:p>
+            <w:r/>
+            <w:r>
+              <w:t>Section 4 de l'aperçu navigateur</w:t>
+            </w:r>
+          </w:p>
+        </w:tc>
+      </w:tr>
+      <w:tr>
+        <w:tc>
+          <w:tcPr>
+            <w:tcW w:type="dxa" w:w="5270"/>
+          </w:tcPr>
+          <w:p>
+            <w:r/>
+            <w:r>
+              <w:t>Envoyer la version à un collègue</w:t>
+            </w:r>
+          </w:p>
+        </w:tc>
+        <w:tc>
+          <w:tcPr>
+            <w:tcW w:type="dxa" w:w="5270"/>
+          </w:tcPr>
+          <w:p>
+            <w:r/>
+            <w:r>
+              <w:rPr>
+                <w:rFonts w:ascii="Consolas" w:hAnsi="Consolas"/>
+                <w:sz w:val="17"/>
+              </w:rPr>
+              <w:t>deliverables/epi-aggregator-2.0.0.zip</w:t>
+            </w:r>
+            <w:r>
+              <w:t xml:space="preserve"> + empreinte </w:t>
+            </w:r>
+            <w:r>
+              <w:rPr>
+                <w:rFonts w:ascii="Consolas" w:hAnsi="Consolas"/>
+                <w:sz w:val="17"/>
+              </w:rPr>
+              <w:t>.sha256</w:t>
+            </w:r>
+          </w:p>
+        </w:tc>
+      </w:tr>
+      <w:tr>
+        <w:tc>
+          <w:tcPr>
+            <w:tcW w:type="dxa" w:w="5270"/>
+          </w:tcPr>
+          <w:p>
+            <w:r/>
+            <w:r>
+              <w:t>Transmettre au GIS Centre</w:t>
+            </w:r>
+          </w:p>
+        </w:tc>
+        <w:tc>
+          <w:tcPr>
+            <w:tcW w:type="dxa" w:w="5270"/>
+          </w:tcPr>
+          <w:p>
+            <w:r/>
+            <w:r>
+              <w:rPr>
+                <w:rFonts w:ascii="Consolas" w:hAnsi="Consolas"/>
+                <w:sz w:val="17"/>
+              </w:rPr>
+              <w:t>DOSSIER_PROPOSITION_GIS_CENTRE.md</w:t>
+            </w:r>
+            <w:r>
+              <w:t xml:space="preserve"> et son PDF</w:t>
+            </w:r>
+          </w:p>
+        </w:tc>
+      </w:tr>
+    </w:tbl>
+    <w:p>
+      <w:r>
+        <w:t xml:space="preserve">Mode opératoire détaillé : </w:t>
+      </w:r>
+      <w:r>
+        <w:rPr>
+          <w:rFonts w:ascii="Consolas" w:hAnsi="Consolas"/>
+          <w:sz w:val="17"/>
+        </w:rPr>
+        <w:t>PARTAGER_ET_TESTER.md</w:t>
+      </w:r>
+      <w:r>
+        <w:t>.</w:t>
+      </w:r>
+    </w:p>
+    <w:p>
+      <w:pPr>
+        <w:pStyle w:val="Heading2"/>
+      </w:pPr>
+      <w:r>
         <w:t>Versions imprimables</w:t>
       </w:r>
     </w:p>
